--- a/Python_Project_Setup_Guide_instructions.docx
+++ b/Python_Project_Setup_Guide_instructions.docx
@@ -2518,6 +2518,134 @@
     </w:p>
     <w:p>
       <w:pPr>
+        <w:tabs>
+          <w:tab w:val="left" w:pos="916"/>
+          <w:tab w:val="left" w:pos="1832"/>
+          <w:tab w:val="left" w:pos="2748"/>
+          <w:tab w:val="left" w:pos="3664"/>
+          <w:tab w:val="left" w:pos="4580"/>
+          <w:tab w:val="left" w:pos="5496"/>
+          <w:tab w:val="left" w:pos="6412"/>
+          <w:tab w:val="left" w:pos="7328"/>
+          <w:tab w:val="left" w:pos="8244"/>
+          <w:tab w:val="left" w:pos="9160"/>
+          <w:tab w:val="left" w:pos="10076"/>
+          <w:tab w:val="left" w:pos="10992"/>
+          <w:tab w:val="left" w:pos="11908"/>
+          <w:tab w:val="left" w:pos="12824"/>
+          <w:tab w:val="left" w:pos="13740"/>
+          <w:tab w:val="left" w:pos="14656"/>
+        </w:tabs>
+        <w:spacing w:after="0" w:line="240" w:lineRule="auto"/>
+        <w:rPr>
+          <w:rFonts w:ascii="Courier New" w:eastAsia="Times New Roman" w:hAnsi="Courier New" w:cs="Courier New"/>
+          <w:sz w:val="20"/>
+          <w:szCs w:val="20"/>
+          <w:lang w:eastAsia="en-IN"/>
+        </w:rPr>
+      </w:pPr>
+    </w:p>
+    <w:p>
+      <w:pPr>
+        <w:tabs>
+          <w:tab w:val="left" w:pos="916"/>
+          <w:tab w:val="left" w:pos="1832"/>
+          <w:tab w:val="left" w:pos="2748"/>
+          <w:tab w:val="left" w:pos="3664"/>
+          <w:tab w:val="left" w:pos="4580"/>
+          <w:tab w:val="left" w:pos="5496"/>
+          <w:tab w:val="left" w:pos="6412"/>
+          <w:tab w:val="left" w:pos="7328"/>
+          <w:tab w:val="left" w:pos="8244"/>
+          <w:tab w:val="left" w:pos="9160"/>
+          <w:tab w:val="left" w:pos="10076"/>
+          <w:tab w:val="left" w:pos="10992"/>
+          <w:tab w:val="left" w:pos="11908"/>
+          <w:tab w:val="left" w:pos="12824"/>
+          <w:tab w:val="left" w:pos="13740"/>
+          <w:tab w:val="left" w:pos="14656"/>
+        </w:tabs>
+        <w:spacing w:after="0" w:line="240" w:lineRule="auto"/>
+        <w:rPr>
+          <w:rFonts w:ascii="Courier New" w:eastAsia="Times New Roman" w:hAnsi="Courier New" w:cs="Courier New"/>
+          <w:sz w:val="20"/>
+          <w:szCs w:val="20"/>
+          <w:lang w:eastAsia="en-IN"/>
+        </w:rPr>
+      </w:pPr>
+      <w:r>
+        <w:rPr>
+          <w:rFonts w:ascii="Courier New" w:eastAsia="Times New Roman" w:hAnsi="Courier New" w:cs="Courier New"/>
+          <w:sz w:val="20"/>
+          <w:szCs w:val="20"/>
+          <w:lang w:eastAsia="en-IN"/>
+        </w:rPr>
+        <w:t>6.8 upgrade PIP use this below command</w:t>
+      </w:r>
+    </w:p>
+    <w:p>
+      <w:pPr>
+        <w:tabs>
+          <w:tab w:val="left" w:pos="916"/>
+          <w:tab w:val="left" w:pos="1832"/>
+          <w:tab w:val="left" w:pos="2748"/>
+          <w:tab w:val="left" w:pos="3664"/>
+          <w:tab w:val="left" w:pos="4580"/>
+          <w:tab w:val="left" w:pos="5496"/>
+          <w:tab w:val="left" w:pos="6412"/>
+          <w:tab w:val="left" w:pos="7328"/>
+          <w:tab w:val="left" w:pos="8244"/>
+          <w:tab w:val="left" w:pos="9160"/>
+          <w:tab w:val="left" w:pos="10076"/>
+          <w:tab w:val="left" w:pos="10992"/>
+          <w:tab w:val="left" w:pos="11908"/>
+          <w:tab w:val="left" w:pos="12824"/>
+          <w:tab w:val="left" w:pos="13740"/>
+          <w:tab w:val="left" w:pos="14656"/>
+        </w:tabs>
+        <w:spacing w:after="0" w:line="240" w:lineRule="auto"/>
+        <w:rPr>
+          <w:rFonts w:ascii="Courier New" w:eastAsia="Times New Roman" w:hAnsi="Courier New" w:cs="Courier New"/>
+          <w:sz w:val="20"/>
+          <w:szCs w:val="20"/>
+          <w:lang w:eastAsia="en-IN"/>
+        </w:rPr>
+      </w:pPr>
+      <w:r>
+        <w:rPr>
+          <w:rFonts w:ascii="Courier New" w:eastAsia="Times New Roman" w:hAnsi="Courier New" w:cs="Courier New"/>
+          <w:sz w:val="20"/>
+          <w:szCs w:val="20"/>
+          <w:lang w:eastAsia="en-IN"/>
+        </w:rPr>
+        <w:t xml:space="preserve"> </w:t>
+      </w:r>
+      <w:bookmarkStart w:id="0" w:name="_GoBack"/>
+      <w:bookmarkEnd w:id="0"/>
+      <w:r>
+        <w:t xml:space="preserve">python </w:t>
+      </w:r>
+      <w:r>
+        <w:rPr>
+          <w:rStyle w:val="u"/>
+        </w:rPr>
+        <w:t>-m</w:t>
+      </w:r>
+      <w:r>
+        <w:t xml:space="preserve"> pip install </w:t>
+      </w:r>
+      <w:r>
+        <w:rPr>
+          <w:rStyle w:val="u"/>
+        </w:rPr>
+        <w:t>--upgrade</w:t>
+      </w:r>
+      <w:r>
+        <w:t xml:space="preserve"> pip</w:t>
+      </w:r>
+    </w:p>
+    <w:p>
+      <w:pPr>
         <w:spacing w:after="0" w:line="240" w:lineRule="auto"/>
         <w:rPr>
           <w:rFonts w:ascii="Times New Roman" w:eastAsia="Times New Roman" w:hAnsi="Times New Roman" w:cs="Times New Roman"/>
@@ -2716,6 +2844,7 @@
           <w:szCs w:val="24"/>
           <w:lang w:eastAsia="en-IN"/>
         </w:rPr>
+        <w:lastRenderedPageBreak/>
         <w:t>Run the Python script</w:t>
       </w:r>
     </w:p>
@@ -2736,7 +2865,6 @@
           <w:szCs w:val="24"/>
           <w:lang w:eastAsia="en-IN"/>
         </w:rPr>
-        <w:lastRenderedPageBreak/>
         <w:pict>
           <v:rect id="_x0000_i1032" style="width:0;height:1.5pt" o:hralign="center" o:hrstd="t" o:hr="t" fillcolor="#a0a0a0" stroked="f"/>
         </w:pict>
@@ -3048,8 +3176,6 @@
             </w:r>
           </w:p>
         </w:tc>
-        <w:bookmarkStart w:id="0" w:name="_GoBack"/>
-        <w:bookmarkEnd w:id="0"/>
       </w:tr>
       <w:tr>
         <w:tc>
